--- a/KHBD_Robotics/Lớp_5/Tuần_15/KHBD_Robotics_Lớp_5_Tiet13_Bai_11_Luc_hap_dan.docx
+++ b/KHBD_Robotics/Lớp_5/Tuần_15/KHBD_Robotics_Lớp_5_Tiet13_Bai_11_Luc_hap_dan.docx
@@ -290,7 +290,7 @@
           <w:i w:val="0"/>
           <w:sz w:val="26"/>
         </w:rPr>
-        <w:t>+ Tìm hiểu trọng lực và ứng dụng.</w:t>
+        <w:t>- Nêu được khái niệm lực hấp dẫn, trọng lực.</w:t>
       </w:r>
     </w:p>
     <w:p>
@@ -306,7 +306,7 @@
           <w:i w:val="0"/>
           <w:sz w:val="26"/>
         </w:rPr>
-        <w:t>+ Chế tạo robot Rodeo sử dụng lực hấp dẫn.</w:t>
+        <w:t>- Nêu được vai trò của trọng lực đối với đời sống con người.</w:t>
       </w:r>
     </w:p>
     <w:p>
@@ -825,7 +825,17 @@
               <w:spacing w:line="276" w:lineRule="auto" w:after="40"/>
               <w:jc w:val="left"/>
             </w:pPr>
-            <w:r/>
+            <w:r>
+              <w:rPr>
+                <w:rFonts w:ascii="Times New Roman" w:hAnsi="Times New Roman"/>
+                <w:sz w:val="26"/>
+              </w:rPr>
+              <w:t>+ GV cho HS xem video và đặt câu hỏi.</w:t>
+              <w:br/>
+              <w:t>+ HS quan sát video và trả lời câu hỏi.</w:t>
+              <w:br/>
+              <w:t>+ GV lắng nghe và nhận xét.</w:t>
+            </w:r>
             <w:r>
               <w:rPr>
                 <w:rFonts w:ascii="Times New Roman" w:hAnsi="Times New Roman" w:cs="Times New Roman" w:eastAsia="Times New Roman"/>
@@ -833,7 +843,6 @@
                 <w:i w:val="0"/>
                 <w:sz w:val="26"/>
               </w:rPr>
-              <w:t>- GV trình chiếu clip/hình ảnh thực tế sinh động liên quan đến chủ đề.</w:t>
             </w:r>
           </w:p>
           <w:p>
@@ -848,7 +857,6 @@
                 <w:i w:val="0"/>
                 <w:sz w:val="26"/>
               </w:rPr>
-              <w:t>- Đặt câu hỏi dẫn dắt: "Em có biết bạn robot này giúp ích gì cho con người không?"</w:t>
             </w:r>
           </w:p>
           <w:p>
@@ -863,7 +871,6 @@
                 <w:i w:val="0"/>
                 <w:sz w:val="26"/>
               </w:rPr>
-              <w:t>- HS chú ý quan sát, thảo luận cặp đôi và xung phong trả lời.</w:t>
             </w:r>
           </w:p>
           <w:p>
@@ -878,7 +885,6 @@
                 <w:i w:val="0"/>
                 <w:sz w:val="26"/>
               </w:rPr>
-              <w:t>- GV nhận xét, tuyên dương và dẫn dắt vào bài mới.</w:t>
             </w:r>
           </w:p>
         </w:tc>
@@ -897,7 +903,17 @@
               <w:spacing w:line="276" w:lineRule="auto" w:after="40"/>
               <w:jc w:val="left"/>
             </w:pPr>
-            <w:r/>
+            <w:r>
+              <w:rPr>
+                <w:rFonts w:ascii="Times New Roman" w:hAnsi="Times New Roman"/>
+                <w:sz w:val="26"/>
+              </w:rPr>
+              <w:t>Câu trả lời của HS.</w:t>
+              <w:br/>
+              <w:t>+ Câu hỏi 1: Video đề cập đến vấn đề gì?</w:t>
+              <w:br/>
+              <w:t>+ Câu hỏi 2: Tại sao các quả táo trong video khi bị ném đều có xu hướng rơi xuống đất?</w:t>
+            </w:r>
             <w:r>
               <w:rPr>
                 <w:rFonts w:ascii="Times New Roman" w:hAnsi="Times New Roman" w:cs="Times New Roman" w:eastAsia="Times New Roman"/>
@@ -905,7 +921,6 @@
                 <w:i w:val="0"/>
                 <w:sz w:val="26"/>
               </w:rPr>
-              <w:t>HS hào hứng, tập trung vào bài học.</w:t>
             </w:r>
           </w:p>
           <w:p>
@@ -920,7 +935,6 @@
                 <w:i w:val="0"/>
                 <w:sz w:val="26"/>
               </w:rPr>
-              <w:t>Nhận diện được chủ đề bài học.</w:t>
             </w:r>
           </w:p>
         </w:tc>
@@ -1128,7 +1142,15 @@
               <w:spacing w:line="276" w:lineRule="auto" w:after="40"/>
               <w:jc w:val="left"/>
             </w:pPr>
-            <w:r/>
+            <w:r>
+              <w:rPr>
+                <w:rFonts w:ascii="Times New Roman" w:hAnsi="Times New Roman"/>
+                <w:sz w:val="26"/>
+              </w:rPr>
+              <w:t>+ GV đặt câu hỏi cho HS.</w:t>
+              <w:br/>
+              <w:t>+ HS chia sẻ những hiểu biết của bản thân.</w:t>
+            </w:r>
             <w:r>
               <w:rPr>
                 <w:rFonts w:ascii="Times New Roman" w:hAnsi="Times New Roman" w:cs="Times New Roman" w:eastAsia="Times New Roman"/>
@@ -1136,7 +1158,6 @@
                 <w:i w:val="0"/>
                 <w:sz w:val="26"/>
               </w:rPr>
-              <w:t>- GV phát phiếu hướng dẫn và giới thiệu từng loại linh kiện chính.</w:t>
             </w:r>
           </w:p>
           <w:p>
@@ -1151,7 +1172,6 @@
                 <w:i w:val="0"/>
                 <w:sz w:val="26"/>
               </w:rPr>
-              <w:t>- Hướng dẫn HS cách chọn đúng chốt nối và cách phân biệt các khớp xoay.</w:t>
             </w:r>
           </w:p>
           <w:p>
@@ -1166,7 +1186,6 @@
                 <w:i w:val="0"/>
                 <w:sz w:val="26"/>
               </w:rPr>
-              <w:t>- HS làm việc nhóm, chọn đúng các chi tiết cần thiết ra khay chứa.</w:t>
             </w:r>
           </w:p>
           <w:p>
@@ -1181,7 +1200,6 @@
                 <w:i w:val="0"/>
                 <w:sz w:val="26"/>
               </w:rPr>
-              <w:t>- GV đi từng bàn kiểm tra, hỗ trợ nhóm còn lúng túng.</w:t>
             </w:r>
           </w:p>
         </w:tc>
@@ -1200,7 +1218,23 @@
               <w:spacing w:line="276" w:lineRule="auto" w:after="40"/>
               <w:jc w:val="left"/>
             </w:pPr>
-            <w:r/>
+            <w:r>
+              <w:rPr>
+                <w:rFonts w:ascii="Times New Roman" w:hAnsi="Times New Roman"/>
+                <w:sz w:val="26"/>
+              </w:rPr>
+              <w:t>+ Nêu được khái niệm lực hấp dẫn, trọng lực.</w:t>
+              <w:br/>
+              <w:t>+ Nêu được vai trò của trọng lực đối với đời sống con người.</w:t>
+              <w:br/>
+              <w:t>Câu trả lời của HS.</w:t>
+              <w:br/>
+              <w:t>+ Lực hấp dẫn là lực tác dụng từ xa, thông qua khoảng không gian giữa hai hay nhiều vật. Trong Vật lí học, lực hấp dẫn là lực hút giữa các vật chất, lực hấp dẫn tỉ lệ với khối lượng của chúng (khối lượng của các vật càng lớn thì lực hút giữa chúng càng lớn và ngược lại).</w:t>
+              <w:br/>
+              <w:t>+ Trọng lực là trường hợp riêng của lực hấp dẫn. Trọng lực của một vật là lực hấp dẫn của vật đó và Trái Đất.</w:t>
+              <w:br/>
+              <w:t>+ Vai trò của lực hấp dẫn: nếu không có lực hấp dẫn, con người và vạn vật trên Trái Đất sẽ trôi nổi vô định trong không gian.</w:t>
+            </w:r>
             <w:r>
               <w:rPr>
                 <w:rFonts w:ascii="Times New Roman" w:hAnsi="Times New Roman" w:cs="Times New Roman" w:eastAsia="Times New Roman"/>
@@ -1208,7 +1242,6 @@
                 <w:i w:val="0"/>
                 <w:sz w:val="26"/>
               </w:rPr>
-              <w:t>HS gọi đúng tên các linh kiện cơ bản.</w:t>
             </w:r>
           </w:p>
           <w:p>
@@ -1223,7 +1256,6 @@
                 <w:i w:val="0"/>
                 <w:sz w:val="26"/>
               </w:rPr>
-              <w:t>Chuẩn bị đầy đủ linh kiện lắp ráp.</w:t>
             </w:r>
           </w:p>
         </w:tc>
@@ -1431,7 +1463,15 @@
               <w:spacing w:line="276" w:lineRule="auto" w:after="40"/>
               <w:jc w:val="left"/>
             </w:pPr>
-            <w:r/>
+            <w:r>
+              <w:rPr>
+                <w:rFonts w:ascii="Times New Roman" w:hAnsi="Times New Roman"/>
+                <w:sz w:val="26"/>
+              </w:rPr>
+              <w:t>+ GV yêu cầu HS mở hộp, lựa chọn các mảnh ghép và lắp ghép theo hướng dẫn trong   sách. Lưu ý cách sử dụng chốt trong suốt.</w:t>
+              <w:br/>
+              <w:t>+ HS tiến hành lắp ráp robot Đua ngựa.</w:t>
+            </w:r>
             <w:r>
               <w:rPr>
                 <w:rFonts w:ascii="Times New Roman" w:hAnsi="Times New Roman" w:cs="Times New Roman" w:eastAsia="Times New Roman"/>
@@ -1439,7 +1479,6 @@
                 <w:i w:val="0"/>
                 <w:sz w:val="26"/>
               </w:rPr>
-              <w:t>- GV nêu yêu cầu thực hành và lưu ý an toàn khi lắp ráp.</w:t>
             </w:r>
           </w:p>
           <w:p>
@@ -1454,7 +1493,6 @@
                 <w:i w:val="0"/>
                 <w:sz w:val="26"/>
               </w:rPr>
-              <w:t>- HS phân công nhiệm vụ: bạn xem sơ đồ, bạn lắp khung, bạn thử pin.</w:t>
             </w:r>
           </w:p>
           <w:p>
@@ -1469,7 +1507,6 @@
                 <w:i w:val="0"/>
                 <w:sz w:val="26"/>
               </w:rPr>
-              <w:t>- Các nhóm hoàn thiện mô hình robot và bật công tắc chạy thử.</w:t>
             </w:r>
           </w:p>
           <w:p>
@@ -1484,7 +1521,49 @@
                 <w:i w:val="0"/>
                 <w:sz w:val="26"/>
               </w:rPr>
-              <w:t>- GV quan sát, khích lệ và chấm điểm thi đua giữa các nhóm.</w:t>
+            </w:r>
+          </w:p>
+          <w:p>
+            <w:pPr>
+              <w:jc w:val="center"/>
+            </w:pPr>
+            <w:r>
+              <w:drawing>
+                <wp:inline distT="0" distB="0" distL="0" distR="0" wp14:anchorId="6601F60F" wp14:editId="4B8EF536">
+                  <wp:extent cx="2980040" cy="2496368"/>
+                  <wp:effectExtent l="0" t="0" r="0" b="0"/>
+                  <wp:docPr id="168" name="picture 168" descr="Sung. Tên ảnh gốc: CLP00001b38000c.bmp Kích thước ảnh gốc: rộng 773 pixel x cao 692 pixel"/>
+                  <wp:cNvGraphicFramePr/>
+                  <a:graphic xmlns:a="http://schemas.openxmlformats.org/drawingml/2006/main">
+                    <a:graphicData uri="http://schemas.openxmlformats.org/drawingml/2006/picture">
+                      <pic:pic xmlns:pic="http://schemas.openxmlformats.org/drawingml/2006/picture">
+                        <pic:nvPicPr>
+                          <pic:cNvPr id="0" name="pic"/>
+                          <pic:cNvPicPr/>
+                        </pic:nvPicPr>
+                        <pic:blipFill>
+                          <a:blip r:embed="rId16" cstate="print">
+                            <a:lum/>
+                          </a:blip>
+                          <a:srcRect/>
+                          <a:stretch>
+                            <a:fillRect/>
+                          </a:stretch>
+                        </pic:blipFill>
+                        <pic:spPr>
+                          <a:xfrm>
+                            <a:off x="0" y="0"/>
+                            <a:ext cx="2988433" cy="2503399"/>
+                          </a:xfrm>
+                          <a:prstGeom prst="rect">
+                            <a:avLst/>
+                          </a:prstGeom>
+                        </pic:spPr>
+                      </pic:pic>
+                    </a:graphicData>
+                  </a:graphic>
+                </wp:inline>
+              </w:drawing>
             </w:r>
           </w:p>
         </w:tc>
@@ -1503,7 +1582,13 @@
               <w:spacing w:line="276" w:lineRule="auto" w:after="40"/>
               <w:jc w:val="left"/>
             </w:pPr>
-            <w:r/>
+            <w:r>
+              <w:rPr>
+                <w:rFonts w:ascii="Times New Roman" w:hAnsi="Times New Roman"/>
+                <w:sz w:val="26"/>
+              </w:rPr>
+              <w:t>Sản phẩm robot của HS.</w:t>
+            </w:r>
             <w:r>
               <w:rPr>
                 <w:rFonts w:ascii="Times New Roman" w:hAnsi="Times New Roman" w:cs="Times New Roman" w:eastAsia="Times New Roman"/>
@@ -1511,7 +1596,6 @@
                 <w:i w:val="0"/>
                 <w:sz w:val="26"/>
               </w:rPr>
-              <w:t>Mô hình robot hoàn thành chắc chắn.</w:t>
             </w:r>
           </w:p>
           <w:p>
@@ -1526,7 +1610,6 @@
                 <w:i w:val="0"/>
                 <w:sz w:val="26"/>
               </w:rPr>
-              <w:t>Robot hoạt động trơn tru, chính xác.</w:t>
             </w:r>
           </w:p>
         </w:tc>
@@ -1734,7 +1817,35 @@
               <w:spacing w:line="276" w:lineRule="auto" w:after="40"/>
               <w:jc w:val="left"/>
             </w:pPr>
-            <w:r/>
+            <w:r>
+              <w:rPr>
+                <w:rFonts w:ascii="Times New Roman" w:hAnsi="Times New Roman"/>
+                <w:sz w:val="26"/>
+              </w:rPr>
+              <w:t>+ GV hướng dẫn HS lắp ráp sáng tạo thêm cho robot.</w:t>
+              <w:br/>
+              <w:t>+ HS tiến hành lắp ráp, sáng tạo dựa trên những gợi ý của GV và những mảnh ghép còn trong hộp.</w:t>
+              <w:br/>
+              <w:t>5. Tự học (Let’s move)</w:t>
+              <w:br/>
+              <w:t>- Mục tiêu: Vận hành được robot đã lắp.</w:t>
+              <w:br/>
+              <w:t>- Nội dung: HS vận hành robot vừa lắp, chơi với robot.</w:t>
+              <w:br/>
+              <w:t>+ GV tổ chức cho HS chơi với robot sau khi lắp xong.</w:t>
+              <w:br/>
+              <w:t>+ HS tự chơi với robot.</w:t>
+              <w:br/>
+              <w:t>6. Tự kiểm tra (Let’s check)</w:t>
+              <w:br/>
+              <w:t>- Mục tiêu: HS tháo được chốt, sắp xếp ngăn nắp các mảnh ghép vào trong hộp.</w:t>
+              <w:br/>
+              <w:t>- Nội dung: HS tháo chốt, sắp xếp các mảnh ghép.</w:t>
+              <w:br/>
+              <w:t>+ GV cho HS tháo chốt.</w:t>
+              <w:br/>
+              <w:t>+ HS tiến hành tháo robot, sắp xếp ngăn nắp các mảnh ghép vào trong hộp, dọn dẹp bàn ghế quanh vị trí ngồi.</w:t>
+            </w:r>
             <w:r>
               <w:rPr>
                 <w:rFonts w:ascii="Times New Roman" w:hAnsi="Times New Roman" w:cs="Times New Roman" w:eastAsia="Times New Roman"/>
@@ -1742,7 +1853,6 @@
                 <w:i w:val="0"/>
                 <w:sz w:val="26"/>
               </w:rPr>
-              <w:t>- GV đặt câu hỏi: "Em có thể gắn thêm chi tiết gì để bạn robot đẹp hơn?"</w:t>
             </w:r>
           </w:p>
           <w:p>
@@ -1757,7 +1867,6 @@
                 <w:i w:val="0"/>
                 <w:sz w:val="26"/>
               </w:rPr>
-              <w:t>- Đại diện 1-2 nhóm giơ robot lên giới thiệu và biểu diễn trước lớp.</w:t>
             </w:r>
           </w:p>
           <w:p>
@@ -1772,7 +1881,6 @@
                 <w:i w:val="0"/>
                 <w:sz w:val="26"/>
               </w:rPr>
-              <w:t>- GV tổng kết tiết học, dặn dò HS cẩn thận tháo dỡ hoặc bảo quản mô hình.</w:t>
             </w:r>
           </w:p>
           <w:p>
@@ -1787,7 +1895,6 @@
                 <w:i w:val="0"/>
                 <w:sz w:val="26"/>
               </w:rPr>
-              <w:t>- HS thu gom linh kiện vào đúng ngăn trong hộp Kit, xếp ghế ngay ngắn.</w:t>
             </w:r>
           </w:p>
         </w:tc>
@@ -1806,7 +1913,13 @@
               <w:spacing w:line="276" w:lineRule="auto" w:after="40"/>
               <w:jc w:val="left"/>
             </w:pPr>
-            <w:r/>
+            <w:r>
+              <w:rPr>
+                <w:rFonts w:ascii="Times New Roman" w:hAnsi="Times New Roman"/>
+                <w:sz w:val="26"/>
+              </w:rPr>
+              <w:t>Sản phẩm robot sáng tạo của HS.</w:t>
+            </w:r>
             <w:r>
               <w:rPr>
                 <w:rFonts w:ascii="Times New Roman" w:hAnsi="Times New Roman" w:cs="Times New Roman" w:eastAsia="Times New Roman"/>
@@ -1814,7 +1927,6 @@
                 <w:i w:val="0"/>
                 <w:sz w:val="26"/>
               </w:rPr>
-              <w:t>HS tự tin chia sẻ ý tưởng trước lớp.</w:t>
             </w:r>
           </w:p>
           <w:p>
@@ -1829,7 +1941,6 @@
                 <w:i w:val="0"/>
                 <w:sz w:val="26"/>
               </w:rPr>
-              <w:t>Hộp đồ dùng ngăn nắp, phòng học sạch sẽ.</w:t>
             </w:r>
           </w:p>
         </w:tc>
